--- a/Draft_Bab_2_Skripsi.docx
+++ b/Draft_Bab_2_Skripsi.docx
@@ -130,20 +130,41 @@
           <w:i/>
           <w:iCs/>
         </w:rPr>
-        <w:t>leve</w:t>
+        <w:t>level of performance</w:t>
+      </w:r>
+      <w:r>
+        <w:t>, yang merupakan tingkat keberhasilan pegawai dalam menyelesaikan pekerjaannya. Kinerja bukan merupakan karakteristik individu, seperti bakat atau kemampuan, melainkan merupakan perwujudan dari kemampuan itu sendiri. Kinerja merupakan perwujudan dari kemampuan dalam bentuk karya nyata atau merupakan hasil kerja yang dicapai pegawai dalam mengemban tugas dan pekerjaan yang berasal dari organisasi.</w:t>
+      </w:r>
+    </w:p>
+    <w:p>
+      <w:pPr>
+        <w:pStyle w:val="NormalWeb"/>
+        <w:spacing w:line="480" w:lineRule="auto"/>
+        <w:jc w:val="both"/>
+        <w:divId w:val="2083212566"/>
+      </w:pPr>
+      <w:r>
+        <w:t xml:space="preserve">Menurut Pranogyo dkk. (2021:4), kinerja merupakan hal yang terpenting menjadi perhatian semua organisasi, baik organisasi pemerintah maupun swasta, karena kinerja baik dapat meningkatkan kepuasan, baik </w:t>
       </w:r>
       <w:r>
         <w:rPr>
           <w:i/>
           <w:iCs/>
         </w:rPr>
-        <w:t>l of performance</w:t>
-      </w:r>
-      <w:r>
-        <w:t>, yang merupakan tingkat keberhasilan pegawai dalam menyelesaikan pekerjaannya. Kinerja bukan merupakan karakteristik individu, seperti bakat atau kemampuan, melainkan merupakan perwujudan dari kemampuan itu sendiri. Kinerja merupakan perwu</w:t>
-      </w:r>
-      <w:r>
-        <w:t>judan dari kemampuan dalam bentuk karya nyata atau merupakan hasil kerja yang dicapai pegawai dalam mengemban tugas dan pekerjaan yang berasal dari organisasi.</w:t>
+        <w:t>shareholder</w:t>
+      </w:r>
+      <w:r>
+        <w:t xml:space="preserve"> maupun </w:t>
+      </w:r>
+      <w:r>
+        <w:rPr>
+          <w:i/>
+          <w:iCs/>
+        </w:rPr>
+        <w:t>stakeholder</w:t>
+      </w:r>
+      <w:r>
+        <w:t xml:space="preserve"> organisasi tersebut. Kinerja merupakan suatu pencapaian persyaratan pekerjaan tertentu yang akhirnya secara langsung dapat tercermin dari keluaran yang dihasilkan.</w:t>
       </w:r>
     </w:p>
     <w:p>
@@ -154,104 +175,57 @@
         <w:divId w:val="2083212566"/>
       </w:pPr>
       <w:r>
-        <w:t>Menurut Pranogyo dkk. (2021:4), kinerja merupakan hal yang terpenting menjadi perhatian semua or</w:t>
-      </w:r>
-      <w:r>
-        <w:t xml:space="preserve">ganisasi, baik organisasi pemerintah maupun swasta, karena kinerja baik dapat meningkatkan kepuasan, baik </w:t>
+        <w:t xml:space="preserve">Menurut Fikri dkk. (2022:150), dalam bahasa Inggris istilah kinerja adalah </w:t>
       </w:r>
       <w:r>
         <w:rPr>
           <w:i/>
           <w:iCs/>
         </w:rPr>
-        <w:t>shareholder</w:t>
-      </w:r>
-      <w:r>
-        <w:t xml:space="preserve"> maupun </w:t>
+        <w:t>performance</w:t>
+      </w:r>
+      <w:r>
+        <w:t xml:space="preserve">. </w:t>
       </w:r>
       <w:r>
         <w:rPr>
           <w:i/>
           <w:iCs/>
         </w:rPr>
-        <w:t>stakeholder</w:t>
-      </w:r>
-      <w:r>
-        <w:t xml:space="preserve"> organisasi tersebut. Kinerja merupakan suatu pencapaian </w:t>
-      </w:r>
-      <w:r>
-        <w:lastRenderedPageBreak/>
-        <w:t>persyaratan pekerjaan tertentu yang akhirnya secara langsung da</w:t>
-      </w:r>
-      <w:r>
-        <w:t>pat tercermin dari keluaran yang dihasilkan.</w:t>
-      </w:r>
-    </w:p>
-    <w:p>
-      <w:pPr>
-        <w:pStyle w:val="NormalWeb"/>
-        <w:spacing w:line="480" w:lineRule="auto"/>
-        <w:jc w:val="both"/>
-        <w:divId w:val="2083212566"/>
-      </w:pPr>
-      <w:r>
-        <w:t xml:space="preserve">Menurut Fikri dkk. (2022:150), dalam bahasa Inggris istilah kinerja adalah </w:t>
+        <w:t>Performance</w:t>
+      </w:r>
+      <w:r>
+        <w:t xml:space="preserve"> merupakan kata benda. Salah satu </w:t>
       </w:r>
       <w:r>
         <w:rPr>
           <w:i/>
           <w:iCs/>
         </w:rPr>
-        <w:t>performance</w:t>
-      </w:r>
-      <w:r>
-        <w:t xml:space="preserve">. </w:t>
+        <w:t>entry</w:t>
+      </w:r>
+      <w:r>
+        <w:t>-nya adalah "</w:t>
       </w:r>
       <w:r>
         <w:rPr>
           <w:i/>
           <w:iCs/>
         </w:rPr>
-        <w:t>Performance</w:t>
-      </w:r>
-      <w:r>
-        <w:t xml:space="preserve"> merupakan kata benda. Salah satu </w:t>
+        <w:t>thing done</w:t>
+      </w:r>
+      <w:r>
+        <w:t xml:space="preserve">" (sesuatu hasil yang telah dikerjakan). Jadi arti </w:t>
       </w:r>
       <w:r>
         <w:rPr>
           <w:i/>
           <w:iCs/>
         </w:rPr>
-        <w:t>entry</w:t>
-      </w:r>
-      <w:r>
-        <w:t>-nya adalah "</w:t>
-      </w:r>
-      <w:r>
-        <w:rPr>
-          <w:i/>
-          <w:iCs/>
-        </w:rPr>
-        <w:t>thing done</w:t>
-      </w:r>
-      <w:r>
-        <w:t>" (sesuatu hasil yang telah dikerjakan). Jadi arti</w:t>
-      </w:r>
-      <w:r>
-        <w:t xml:space="preserve"> </w:t>
-      </w:r>
-      <w:r>
-        <w:rPr>
-          <w:i/>
-          <w:iCs/>
-        </w:rPr>
         <w:t>performance</w:t>
       </w:r>
       <w:r>
-        <w:t xml:space="preserve"> atau kinerja adalah hasil kerja yang dapat dicapai oleh seseorang atau kelompok orang dalam suatu organisasi, sesuai dengan wewenang dan tanggung jawab masing-masing dalam rangka upaya mencapai tujuan organisasi bersangkutan secara legal, tida</w:t>
-      </w:r>
-      <w:r>
-        <w:t>k melanggar hukum dan sesuai dengan moral maupun etika.</w:t>
+        <w:t xml:space="preserve"> atau kinerja adalah hasil kerja yang dapat dicapai oleh seseorang atau kelompok orang dalam suatu organisasi, sesuai dengan wewenang dan tanggung jawab masing-masing dalam rangka upaya mencapai tujuan organisasi bersangkutan secara legal, tidak melanggar hukum dan sesuai dengan moral maupun etika.</w:t>
       </w:r>
     </w:p>
     <w:p>
@@ -302,13 +276,7 @@
         <w:rPr>
           <w:rFonts w:eastAsia="Times New Roman"/>
         </w:rPr>
-        <w:t xml:space="preserve">Kualitas, </w:t>
-      </w:r>
-      <w:r>
-        <w:rPr>
-          <w:rFonts w:eastAsia="Times New Roman"/>
-        </w:rPr>
-        <w:t>yaitu tingkat proses atau hasil dari suatu kegiatan yang sempurna, dengan kata lain melaksanakan kegiatan dengan cara ideal atau sesuai dengan tujuan yang telah ditetapkan, atau dengan cara yang paling berkualitas.</w:t>
+        <w:t>Kualitas, yaitu tingkat proses atau hasil dari suatu kegiatan yang sempurna, dengan kata lain melaksanakan kegiatan dengan cara ideal atau sesuai dengan tujuan yang telah ditetapkan, atau dengan cara yang paling berkualitas.</w:t>
       </w:r>
     </w:p>
     <w:p>
@@ -328,13 +296,7 @@
         <w:rPr>
           <w:rFonts w:eastAsia="Times New Roman"/>
         </w:rPr>
-        <w:t xml:space="preserve">Kuantitas, yaitu besaran yang dihasilkan </w:t>
-      </w:r>
-      <w:r>
-        <w:rPr>
-          <w:rFonts w:eastAsia="Times New Roman"/>
-        </w:rPr>
-        <w:t>dalam bentuk nilai uang, sejumlah unit atau kegiatan yang diselesaikan.</w:t>
+        <w:t>Kuantitas, yaitu besaran yang dihasilkan dalam bentuk nilai uang, sejumlah unit atau kegiatan yang diselesaikan.</w:t>
       </w:r>
     </w:p>
     <w:p>
@@ -354,20 +316,7 @@
         <w:rPr>
           <w:rFonts w:eastAsia="Times New Roman"/>
         </w:rPr>
-        <w:t xml:space="preserve">Ketepatan waktu, yaitu tingkat kegiatan diselesaikan, atau hasil yang diselesaikan dengan waktu yang lebih </w:t>
-      </w:r>
-      <w:r>
-        <w:rPr>
-          <w:rFonts w:eastAsia="Times New Roman"/>
-        </w:rPr>
-        <w:lastRenderedPageBreak/>
-        <w:t>cepat dari yang ditetapkan dan menggunakan waktu yang disediakan untuk kegiat</w:t>
-      </w:r>
-      <w:r>
-        <w:rPr>
-          <w:rFonts w:eastAsia="Times New Roman"/>
-        </w:rPr>
-        <w:t>an lain.</w:t>
+        <w:t>Ketepatan waktu, yaitu tingkat kegiatan diselesaikan, atau hasil yang diselesaikan dengan waktu yang lebih cepat dari yang ditetapkan dan menggunakan waktu yang disediakan untuk kegiatan lain.</w:t>
       </w:r>
     </w:p>
     <w:p>
@@ -407,13 +356,7 @@
         <w:rPr>
           <w:rFonts w:eastAsia="Times New Roman"/>
         </w:rPr>
-        <w:t>Kebutuhan pengawasan, yaitu keadaan yang menunjukkan seberapa jauh pegawai membutuhkan pengawasan untuk da</w:t>
-      </w:r>
-      <w:r>
-        <w:rPr>
-          <w:rFonts w:eastAsia="Times New Roman"/>
-        </w:rPr>
-        <w:t>pat memperoleh hasil yang diinginkan tanpa melakukan kesalahan.</w:t>
+        <w:t>Kebutuhan pengawasan, yaitu keadaan yang menunjukkan seberapa jauh pegawai membutuhkan pengawasan untuk dapat memperoleh hasil yang diinginkan tanpa melakukan kesalahan.</w:t>
       </w:r>
     </w:p>
     <w:p>
@@ -472,10 +415,7 @@
         <w:divId w:val="2083212566"/>
       </w:pPr>
       <w:r>
-        <w:t>Sementara itu, m</w:t>
-      </w:r>
-      <w:r>
-        <w:t xml:space="preserve">enurut Mangkunegara dalam Fikri dkk. (2022:153), faktor-faktor yang mempengaruhi kinerja seseorang ialah: (a) Faktor kemampuan, yang terbagi menjadi kemampuan potensi (IQ) dan kemampuan </w:t>
+        <w:t xml:space="preserve">Sementara itu, menurut Mangkunegara dalam Fikri dkk. (2022:153), faktor-faktor yang mempengaruhi kinerja seseorang ialah: (a) Faktor kemampuan, yang terbagi menjadi kemampuan potensi (IQ) dan kemampuan </w:t>
       </w:r>
       <w:r>
         <w:rPr>
@@ -505,10 +445,7 @@
         <w:t>skill</w:t>
       </w:r>
       <w:r>
-        <w:t>), dan (b) Faktor motivasi, yaitu motivasi</w:t>
-      </w:r>
-      <w:r>
-        <w:t xml:space="preserve"> yang terbentuk dari sikap pegawai dalam menghadapi situasi kerja.</w:t>
+        <w:t>), dan (b) Faktor motivasi, yaitu motivasi yang terbentuk dari sikap pegawai dalam menghadapi situasi kerja.</w:t>
       </w:r>
     </w:p>
     <w:p>
@@ -559,10 +496,7 @@
         <w:divId w:val="2083212566"/>
       </w:pPr>
       <w:r>
-        <w:t xml:space="preserve">Menurut Hasibuan (2019:170), gaya kepemimpinan adalah cara seorang pemimpin mempengaruhi perilaku bawahan, agar mau bekerja </w:t>
-      </w:r>
-      <w:r>
-        <w:t>sama dan bekerja secara produktif untuk mencapai tujuan organisasi. Kepemimpinan memegang peran yang sangat dominan, krusial, dan kritikal dalam keseluruhan upaya untuk meningkatkan prestasi kerja, baik pada tingkat individual, kelompok, maupun organisasi.</w:t>
+        <w:t>Menurut Hasibuan (2019:170), gaya kepemimpinan adalah cara seorang pemimpin mempengaruhi perilaku bawahan, agar mau bekerja sama dan bekerja secara produktif untuk mencapai tujuan organisasi. Kepemimpinan memegang peran yang sangat dominan, krusial, dan kritikal dalam keseluruhan upaya untuk meningkatkan prestasi kerja, baik pada tingkat individual, kelompok, maupun organisasi.</w:t>
       </w:r>
     </w:p>
     <w:p>
@@ -573,10 +507,7 @@
         <w:divId w:val="2083212566"/>
       </w:pPr>
       <w:r>
-        <w:t>Menurut Thoha (2018:49), gaya kepemimpinan merupakan norma perilaku yang digunakan oleh seseorang pada saat orang tersebut mencoba mempengaruhi perilaku orang lain seperti yang ia lihat. Gaya kepemimpinan yang efektif harus mampu menyesuaikan dengan situa</w:t>
-      </w:r>
-      <w:r>
-        <w:t>si dan kondisi bawahannya.</w:t>
+        <w:t>Menurut Thoha (2018:49), gaya kepemimpinan merupakan norma perilaku yang digunakan oleh seseorang pada saat orang tersebut mencoba mempengaruhi perilaku orang lain seperti yang ia lihat. Gaya kepemimpinan yang efektif harus mampu menyesuaikan dengan situasi dan kondisi bawahannya.</w:t>
       </w:r>
     </w:p>
     <w:p>
@@ -587,10 +518,7 @@
         <w:divId w:val="2083212566"/>
       </w:pPr>
       <w:r>
-        <w:t>Sedangkan menurut Robbins dan Judge (2017:259), kepemimpinan adalah kemampuan untuk mempengaruhi suatu kelompok menuju pencapaian sebuah visi atau serangkaian tujuan. Dalam konteks pemerintahan desa, gaya kepemimpinan yang ditera</w:t>
-      </w:r>
-      <w:r>
-        <w:t>pkan oleh pimpinan akan menentukan arah kebijakan dan efektivitas pelayanan publik.</w:t>
+        <w:t>Sedangkan menurut Robbins dan Judge (2017:259), kepemimpinan adalah kemampuan untuk mempengaruhi suatu kelompok menuju pencapaian sebuah visi atau serangkaian tujuan. Dalam konteks pemerintahan desa, gaya kepemimpinan yang diterapkan oleh pimpinan akan menentukan arah kebijakan dan efektivitas pelayanan publik.</w:t>
       </w:r>
     </w:p>
     <w:p>
@@ -621,10 +549,7 @@
         <w:divId w:val="2083212566"/>
       </w:pPr>
       <w:r>
-        <w:t>Menurut Rivai dalam Sudaryo dkk. (2018:142), keberhasilan atau efektivitas sebuah gaya kepemimpinan yang diterap</w:t>
-      </w:r>
-      <w:r>
-        <w:t>kan dipengaruhi oleh berbagai faktor, di antaranya:</w:t>
+        <w:t>Menurut Rivai dalam Sudaryo dkk. (2018:142), keberhasilan atau efektivitas sebuah gaya kepemimpinan yang diterapkan dipengaruhi oleh berbagai faktor, di antaranya:</w:t>
       </w:r>
     </w:p>
     <w:p>
@@ -684,13 +609,7 @@
         <w:rPr>
           <w:rFonts w:eastAsia="Times New Roman"/>
         </w:rPr>
-        <w:t>Situasi dan kondisi lingkungan kerja, meliputi iklim organisasi, budaya yang berkembang, tekanan waktu d</w:t>
-      </w:r>
-      <w:r>
-        <w:rPr>
-          <w:rFonts w:eastAsia="Times New Roman"/>
-        </w:rPr>
-        <w:t>alam menyelesaikan pekerjaan, serta tuntutan tugas yang sedang dihadapi.</w:t>
+        <w:t>Situasi dan kondisi lingkungan kerja, meliputi iklim organisasi, budaya yang berkembang, tekanan waktu dalam menyelesaikan pekerjaan, serta tuntutan tugas yang sedang dihadapi.</w:t>
       </w:r>
     </w:p>
     <w:p>
@@ -761,13 +680,7 @@
         <w:divId w:val="2083212566"/>
       </w:pPr>
       <w:r>
-        <w:t>Menurut Bah</w:t>
-      </w:r>
-      <w:r>
-        <w:t>its dkk. (2023:109), kompensasi merupakan faktor penting dalam manajemen sumber daya manusia yang berkaitan dengan penghargaan yang diberikan kepada pegawai atas kontribusi mereka pada organisasi. Kompensasi mencakup hal-hal seperti gaji, tunjangan, bonus,</w:t>
-      </w:r>
-      <w:r>
-        <w:t xml:space="preserve"> dan manfaat lainnya. Sebagai faktor penting dalam manajemen sumber daya manusia, kompensasi juga memainkan peran yang sangat penting dalam hubungan kerja.</w:t>
+        <w:t>Menurut Bahits dkk. (2023:109), kompensasi merupakan faktor penting dalam manajemen sumber daya manusia yang berkaitan dengan penghargaan yang diberikan kepada pegawai atas kontribusi mereka pada organisasi. Kompensasi mencakup hal-hal seperti gaji, tunjangan, bonus, dan manfaat lainnya. Sebagai faktor penting dalam manajemen sumber daya manusia, kompensasi juga memainkan peran yang sangat penting dalam hubungan kerja.</w:t>
       </w:r>
     </w:p>
     <w:p>
@@ -778,13 +691,7 @@
         <w:divId w:val="2083212566"/>
       </w:pPr>
       <w:r>
-        <w:t>Menurut Yuliani (2023:113), kompensasi merupakan salah satu fungsi penting dalam manajemen sumber da</w:t>
-      </w:r>
-      <w:r>
-        <w:t>ya manusia karena kompensasi merupakan salah satu aspek yang paling sensitif di dalam hubungan kerja. Kasus yang terjadi dalam hubungan kerja mengandung masalah kompensasi dan berbagai segi yang terkait, seperti tunjangan, kenaikan kompensasi, struktur kom</w:t>
-      </w:r>
-      <w:r>
-        <w:t>pensasi, dan skala kompensasi.</w:t>
+        <w:t>Menurut Yuliani (2023:113), kompensasi merupakan salah satu fungsi penting dalam manajemen sumber daya manusia karena kompensasi merupakan salah satu aspek yang paling sensitif di dalam hubungan kerja. Kasus yang terjadi dalam hubungan kerja mengandung masalah kompensasi dan berbagai segi yang terkait, seperti tunjangan, kenaikan kompensasi, struktur kompensasi, dan skala kompensasi.</w:t>
       </w:r>
     </w:p>
     <w:p>
@@ -795,10 +702,7 @@
         <w:divId w:val="2083212566"/>
       </w:pPr>
       <w:r>
-        <w:t>Menurut Fikri dkk. (2022:218), kompensasi (balas jasa) merupakan hak bagi pegawai dan menjadi kewajiban instansi untuk membayarnya. Kompensasi merupakan pengeluaran dan biaya bagi organisasi, dimana organisasi mengharapkan ag</w:t>
-      </w:r>
-      <w:r>
-        <w:t>ar kompensasi yang diberikan kepada pegawai dapat memberikan timbal balik berupa imbalan prestasi kerja yang lebih besar dari pegawai.</w:t>
+        <w:t>Menurut Fikri dkk. (2022:218), kompensasi (balas jasa) merupakan hak bagi pegawai dan menjadi kewajiban instansi untuk membayarnya. Kompensasi merupakan pengeluaran dan biaya bagi organisasi, dimana organisasi mengharapkan agar kompensasi yang diberikan kepada pegawai dapat memberikan timbal balik berupa imbalan prestasi kerja yang lebih besar dari pegawai.</w:t>
       </w:r>
     </w:p>
     <w:p>
@@ -829,10 +733,7 @@
         <w:divId w:val="2083212566"/>
       </w:pPr>
       <w:r>
-        <w:t>Menurut Priansa (2017:306), pemberian kompensasi dipengaruhi berbaga</w:t>
-      </w:r>
-      <w:r>
-        <w:t>i faktor. Faktor-faktor ini merupakan tantangan bagi organisasi untuk menetukan kebijakan pemberian kompensasi. Faktor-faktor tersebut disajikan dalam Tabel 2.1 berikut.</w:t>
+        <w:t>Menurut Priansa (2017:306), pemberian kompensasi dipengaruhi berbagai faktor. Faktor-faktor ini merupakan tantangan bagi organisasi untuk menetukan kebijakan pemberian kompensasi. Faktor-faktor tersebut disajikan dalam Tabel 2.1 berikut.</w:t>
       </w:r>
     </w:p>
     <w:p>
@@ -1074,15 +975,7 @@
                 <w:sz w:val="20"/>
                 <w:szCs w:val="20"/>
               </w:rPr>
-              <w:t xml:space="preserve">Kinerja </w:t>
-            </w:r>
-            <w:r>
-              <w:rPr>
-                <w:rFonts w:eastAsia="Times New Roman"/>
-                <w:sz w:val="20"/>
-                <w:szCs w:val="20"/>
-              </w:rPr>
-              <w:t>dan produktivitas kerja</w:t>
+              <w:t>Kinerja dan produktivitas kerja</w:t>
             </w:r>
           </w:p>
         </w:tc>
@@ -1344,15 +1237,7 @@
                 <w:sz w:val="20"/>
                 <w:szCs w:val="20"/>
               </w:rPr>
-              <w:t>Kesediaan untuk membayar akan berpengaruh terhadap kebi</w:t>
-            </w:r>
-            <w:r>
-              <w:rPr>
-                <w:rFonts w:eastAsia="Times New Roman"/>
-                <w:sz w:val="20"/>
-                <w:szCs w:val="20"/>
-              </w:rPr>
-              <w:t>jakan pemberian kompensasi bagi pegawai. Banyak instansi yang mampu memberikan kompensasi yang tinggi, tetapi tidak semua bersedia untuk memberikannya.</w:t>
+              <w:t>Kesediaan untuk membayar akan berpengaruh terhadap kebijakan pemberian kompensasi bagi pegawai. Banyak instansi yang mampu memberikan kompensasi yang tinggi, tetapi tidak semua bersedia untuk memberikannya.</w:t>
             </w:r>
           </w:p>
         </w:tc>
@@ -1465,15 +1350,7 @@
                 <w:sz w:val="20"/>
                 <w:szCs w:val="20"/>
               </w:rPr>
-              <w:t>Banyak sedikitnya pegawai di pasar kerja akan memengaruhi sistem pember</w:t>
-            </w:r>
-            <w:r>
-              <w:rPr>
-                <w:rFonts w:eastAsia="Times New Roman"/>
-                <w:sz w:val="20"/>
-                <w:szCs w:val="20"/>
-              </w:rPr>
-              <w:t>ian kompensasi. Pegawai yang tidak memiliki kemampuan dan keterampilan di atas rata-rata akan diberikan kompensasi yang lebih rendah.</w:t>
+              <w:t>Banyak sedikitnya pegawai di pasar kerja akan memengaruhi sistem pemberian kompensasi. Pegawai yang tidak memiliki kemampuan dan keterampilan di atas rata-rata akan diberikan kompensasi yang lebih rendah.</w:t>
             </w:r>
           </w:p>
         </w:tc>
@@ -1586,15 +1463,7 @@
                 <w:sz w:val="20"/>
                 <w:szCs w:val="20"/>
               </w:rPr>
-              <w:t>Serikat pekerja, serikat pegawai, atau asosiasi akan memengaruhi kebijakan pemberian kompensasi. Serika</w:t>
-            </w:r>
-            <w:r>
-              <w:rPr>
-                <w:rFonts w:eastAsia="Times New Roman"/>
-                <w:sz w:val="20"/>
-                <w:szCs w:val="20"/>
-              </w:rPr>
-              <w:t>t pekerja biasanya memperjuangkan anggotanya untuk memperoleh kompensasi yang adil, layak, serta wajar.</w:t>
+              <w:t>Serikat pekerja, serikat pegawai, atau asosiasi akan memengaruhi kebijakan pemberian kompensasi. Serikat pekerja biasanya memperjuangkan anggotanya untuk memperoleh kompensasi yang adil, layak, serta wajar.</w:t>
             </w:r>
           </w:p>
         </w:tc>
@@ -1707,15 +1576,7 @@
                 <w:sz w:val="20"/>
                 <w:szCs w:val="20"/>
               </w:rPr>
-              <w:t>Undang-Undang dan peraturan mengenai ketenagakerjaan atau aparatur negara sangat berpengaruh terhadap kebija</w:t>
-            </w:r>
-            <w:r>
-              <w:rPr>
-                <w:rFonts w:eastAsia="Times New Roman"/>
-                <w:sz w:val="20"/>
-                <w:szCs w:val="20"/>
-              </w:rPr>
-              <w:t>kan kompensasi. Misalnya regulasi tentang UMR atau standar upah minimum aparatur.</w:t>
+              <w:t>Undang-Undang dan peraturan mengenai ketenagakerjaan atau aparatur negara sangat berpengaruh terhadap kebijakan kompensasi. Misalnya regulasi tentang UMR atau standar upah minimum aparatur.</w:t>
             </w:r>
           </w:p>
         </w:tc>
@@ -1757,19 +1618,7 @@
         <w:rPr>
           <w:rFonts w:eastAsia="Times New Roman"/>
         </w:rPr>
-        <w:t xml:space="preserve"> Pasar tenaga ker</w:t>
-      </w:r>
-      <w:r>
-        <w:rPr>
-          <w:rFonts w:eastAsia="Times New Roman"/>
-        </w:rPr>
-        <w:t>ja mempengaruhi desain kompensasi dalam dua cara. Pertama, tingkat persaingan tenaga kerja menentukan batas bawah atau floor tingkat pembayaran. Apabila kompensasi yang ditawarkan terlalu rendah, maka tenaga kerja yang memenuhi syarat tidak akan bersedia b</w:t>
-      </w:r>
-      <w:r>
-        <w:rPr>
-          <w:rFonts w:eastAsia="Times New Roman"/>
-        </w:rPr>
-        <w:t>ekerja pada organisasi tersebut. Kedua, apabila tingkat pengangguran di daerah tinggi, maka pengadaan tenaga kerja yang memenuhi syarat menjadi lebih mudah dan biaya tenaga kerja yang harus dikeluarkan dapat lebih rendah.</w:t>
+        <w:t xml:space="preserve"> Pasar tenaga kerja mempengaruhi desain kompensasi dalam dua cara. Pertama, tingkat persaingan tenaga kerja menentukan batas bawah atau floor tingkat pembayaran. Apabila kompensasi yang ditawarkan terlalu rendah, maka tenaga kerja yang memenuhi syarat tidak akan bersedia bekerja pada organisasi tersebut. Kedua, apabila tingkat pengangguran di daerah tinggi, maka pengadaan tenaga kerja yang memenuhi syarat menjadi lebih mudah dan biaya tenaga kerja yang harus dikeluarkan dapat lebih rendah.</w:t>
       </w:r>
     </w:p>
     <w:p>
@@ -1797,13 +1646,7 @@
         <w:rPr>
           <w:rFonts w:eastAsia="Times New Roman"/>
         </w:rPr>
-        <w:t xml:space="preserve"> Kondisi ekonomi suatu organisasi, khususnya kemampuan keuangan suatu organisasi, akan berpengaruh pada tingkat upah karyawan di dalam organisasi tersebut. Bila kondisi ekonomi organisasi sedang dalam kondisi baik, maka kompensas</w:t>
-      </w:r>
-      <w:r>
-        <w:rPr>
-          <w:rFonts w:eastAsia="Times New Roman"/>
-        </w:rPr>
-        <w:t>i yang ditawarkan cenderung lebih tinggi. Sebaliknya, bila kondisi ekonomi organisasi kurang menguntungkan, maka kompensasi yang diberikan pun akan cenderung rendah.</w:t>
+        <w:t xml:space="preserve"> Kondisi ekonomi suatu organisasi, khususnya kemampuan keuangan suatu organisasi, akan berpengaruh pada tingkat upah karyawan di dalam organisasi tersebut. Bila kondisi ekonomi organisasi sedang dalam kondisi baik, maka kompensasi yang ditawarkan cenderung lebih tinggi. Sebaliknya, bila kondisi ekonomi organisasi kurang menguntungkan, maka kompensasi yang diberikan pun akan cenderung rendah.</w:t>
       </w:r>
     </w:p>
     <w:p>
@@ -1831,19 +1674,7 @@
         <w:rPr>
           <w:rFonts w:eastAsia="Times New Roman"/>
         </w:rPr>
-        <w:t xml:space="preserve"> Pemerintah berperan dalam menentukan batas minimal pembayaran upah k</w:t>
-      </w:r>
-      <w:r>
-        <w:rPr>
-          <w:rFonts w:eastAsia="Times New Roman"/>
-        </w:rPr>
-        <w:t>epada karyawan, sehingga secara langsung mempengaruhi penetapan kompensasi yang dilakukan oleh suatu organisasi. Regulasi yang dikeluarkan pemerintah seperti Upah Minimum Regional (UMR) atau ketentuan upah bagi Aparatur Sipil Negara (ASN) wajib dijadikan a</w:t>
-      </w:r>
-      <w:r>
-        <w:rPr>
-          <w:rFonts w:eastAsia="Times New Roman"/>
-        </w:rPr>
-        <w:t>cuan oleh setiap instansi dalam menetapkan besaran kompensasi.</w:t>
+        <w:t xml:space="preserve"> Pemerintah berperan dalam menentukan batas minimal pembayaran upah kepada karyawan, sehingga secara langsung mempengaruhi penetapan kompensasi yang dilakukan oleh suatu organisasi. Regulasi yang dikeluarkan pemerintah seperti Upah Minimum Regional (UMR) atau ketentuan upah bagi Aparatur Sipil Negara (ASN) wajib dijadikan acuan oleh setiap instansi dalam menetapkan besaran kompensasi.</w:t>
       </w:r>
     </w:p>
     <w:p>
@@ -1871,13 +1702,7 @@
         <w:rPr>
           <w:rFonts w:eastAsia="Times New Roman"/>
         </w:rPr>
-        <w:t xml:space="preserve"> Organisasi karyawan atau serikat pekerja turut berpengaruh pada kebijakan kompensasi. Serikat pekerja biasanya melobi dan bernegosiasi dengan pihak manajemen untuk memperoleh komp</w:t>
-      </w:r>
-      <w:r>
-        <w:rPr>
-          <w:rFonts w:eastAsia="Times New Roman"/>
-        </w:rPr>
-        <w:t>ensasi yang lebih adil, lebih tinggi, dan lebih sesuai dengan beban kerja yang ditanggung oleh para anggotanya. Keberadaan serikat pekerja yang kuat umumnya berdampak pada meningkatnya standar kompensasi di suatu organisasi.</w:t>
+        <w:t xml:space="preserve"> Organisasi karyawan atau serikat pekerja turut berpengaruh pada kebijakan kompensasi. Serikat pekerja biasanya melobi dan bernegosiasi dengan pihak manajemen untuk memperoleh kompensasi yang lebih adil, lebih tinggi, dan lebih sesuai dengan beban kerja yang ditanggung oleh para anggotanya. Keberadaan serikat pekerja yang kuat umumnya berdampak pada meningkatnya standar kompensasi di suatu organisasi.</w:t>
       </w:r>
     </w:p>
     <w:p>
@@ -1905,19 +1730,7 @@
         <w:rPr>
           <w:rFonts w:eastAsia="Times New Roman"/>
         </w:rPr>
-        <w:t xml:space="preserve"> Anggaran</w:t>
-      </w:r>
-      <w:r>
-        <w:rPr>
-          <w:rFonts w:eastAsia="Times New Roman"/>
-        </w:rPr>
-        <w:t xml:space="preserve"> tenaga kerja secara normatif mencerminkan seberapa besar organisasi mampu dan mau membayar para pegawainya. Anggaran ini merupakan salah satu komponen paling besar dalam keseluruhan biaya operasional organisasi. Oleh karena itu, keputusan mengenai besaran</w:t>
-      </w:r>
-      <w:r>
-        <w:rPr>
-          <w:rFonts w:eastAsia="Times New Roman"/>
-        </w:rPr>
-        <w:t xml:space="preserve"> kompensasi tidak dapat dilepaskan dari anggaran tenaga kerja yang telah ditetapkan dan disepakati oleh manajemen organisasi.</w:t>
+        <w:t xml:space="preserve"> Anggaran tenaga kerja secara normatif mencerminkan seberapa besar organisasi mampu dan mau membayar para pegawainya. Anggaran ini merupakan salah satu komponen paling besar dalam keseluruhan biaya operasional organisasi. Oleh karena itu, keputusan mengenai besaran kompensasi tidak dapat dilepaskan dari anggaran tenaga kerja yang telah ditetapkan dan disepakati oleh manajemen organisasi.</w:t>
       </w:r>
     </w:p>
     <w:p>
@@ -1945,19 +1758,7 @@
         <w:rPr>
           <w:rFonts w:eastAsia="Times New Roman"/>
         </w:rPr>
-        <w:t xml:space="preserve"> Penetapan kompensasi dalam organisasi juga sangat bergantung pada siapa yang berwenang mengambil kep</w:t>
-      </w:r>
-      <w:r>
-        <w:rPr>
-          <w:rFonts w:eastAsia="Times New Roman"/>
-        </w:rPr>
-        <w:t xml:space="preserve">utusan. Dalam organisasi besar, keputusan kompensasi umumnya merupakan hasil dari proses yang melibatkan berbagai pihak, mulai dari manajemen puncak, departemen sumber daya manusia, hingga kepala-kepala divisi. Proses pengambilan keputusan yang transparan </w:t>
-      </w:r>
-      <w:r>
-        <w:rPr>
-          <w:rFonts w:eastAsia="Times New Roman"/>
-        </w:rPr>
-        <w:t>dan akuntabel akan menghasilkan kebijakan kompensasi yang lebih adil dan dapat diterima oleh seluruh pihak dalam organisasi.</w:t>
+        <w:t xml:space="preserve"> Penetapan kompensasi dalam organisasi juga sangat bergantung pada siapa yang berwenang mengambil keputusan. Dalam organisasi besar, keputusan kompensasi umumnya merupakan hasil dari proses yang melibatkan berbagai pihak, mulai dari manajemen puncak, departemen sumber daya manusia, hingga kepala-kepala divisi. Proses pengambilan keputusan yang transparan dan akuntabel akan menghasilkan kebijakan kompensasi yang lebih adil dan dapat diterima oleh seluruh pihak dalam organisasi.</w:t>
       </w:r>
     </w:p>
     <w:p>
@@ -2008,13 +1809,7 @@
         <w:divId w:val="2083212566"/>
       </w:pPr>
       <w:r>
-        <w:t>Menurut Hasibuan (2019:141), motivasi adalah pemberian daya penggerak ya</w:t>
-      </w:r>
-      <w:r>
-        <w:t>ng menciptakan kegairahan kerja seseorang, agar mereka mau bekerja sama, bekerja efektif, dan terintegrasi dengan segala daya upayanya untuk mencapai kepuasan. Motivasi yang diberikan kepada pegawai menjadi salah satu unsur terpenting dalam pengelolaan sum</w:t>
-      </w:r>
-      <w:r>
-        <w:t>ber daya manusia, karena berpengaruh langsung terhadap semangat dan produktivitas kerja.</w:t>
+        <w:t>Menurut Hasibuan (2019:141), motivasi adalah pemberian daya penggerak yang menciptakan kegairahan kerja seseorang, agar mereka mau bekerja sama, bekerja efektif, dan terintegrasi dengan segala daya upayanya untuk mencapai kepuasan. Motivasi yang diberikan kepada pegawai menjadi salah satu unsur terpenting dalam pengelolaan sumber daya manusia, karena berpengaruh langsung terhadap semangat dan produktivitas kerja.</w:t>
       </w:r>
     </w:p>
     <w:p>
@@ -2025,10 +1820,7 @@
         <w:divId w:val="2083212566"/>
       </w:pPr>
       <w:r>
-        <w:t>Menurut Mangkunegara (2017:61), motivasi terbentuk dari sikap (attitude) pegawai dalam menghadapi situasi kerja di organisasi. Motivasi merupakan kondisi yang menggera</w:t>
-      </w:r>
-      <w:r>
-        <w:t>kkan diri pegawai yang terarah untuk mencapai tujuan organisasi (tujuan kerja). Motivasi sangat berkaitan erat dengan upaya seseorang untuk memulai dan mempertahankan suatu perilaku tertentu demi mencapai tujuan.</w:t>
+        <w:t>Menurut Mangkunegara (2017:61), motivasi terbentuk dari sikap (attitude) pegawai dalam menghadapi situasi kerja di organisasi. Motivasi merupakan kondisi yang menggerakkan diri pegawai yang terarah untuk mencapai tujuan organisasi (tujuan kerja). Motivasi sangat berkaitan erat dengan upaya seseorang untuk memulai dan mempertahankan suatu perilaku tertentu demi mencapai tujuan.</w:t>
       </w:r>
     </w:p>
     <w:p>
@@ -2039,13 +1831,7 @@
         <w:divId w:val="2083212566"/>
       </w:pPr>
       <w:r>
-        <w:t>Menurut Pranogyo dkk. (2021:32), motivasi a</w:t>
-      </w:r>
-      <w:r>
-        <w:t>dalah sesuatu yang mendorong seseorang untuk bekerja lebih giat dan sungguh-sungguh. Motivasi mempersoalkan bagaimana cara mendorong gairah kerja bawahan, agar mereka mau bekerja keras dengan memberikan semua kemampuan dan keterampilan untuk mewujudkan tuj</w:t>
-      </w:r>
-      <w:r>
-        <w:t>uan organisasi yang telah ditetapkan. Dalam konteks perangkat desa, motivasi yang tinggi sangat dibutuhkan agar pelayanan kepada masyarakat dapat berjalan optimal.</w:t>
+        <w:t>Menurut Pranogyo dkk. (2021:32), motivasi adalah sesuatu yang mendorong seseorang untuk bekerja lebih giat dan sungguh-sungguh. Motivasi mempersoalkan bagaimana cara mendorong gairah kerja bawahan, agar mereka mau bekerja keras dengan memberikan semua kemampuan dan keterampilan untuk mewujudkan tujuan organisasi yang telah ditetapkan. Dalam konteks perangkat desa, motivasi yang tinggi sangat dibutuhkan agar pelayanan kepada masyarakat dapat berjalan optimal.</w:t>
       </w:r>
     </w:p>
     <w:p>
@@ -2076,13 +1862,7 @@
         <w:divId w:val="2083212566"/>
       </w:pPr>
       <w:r>
-        <w:t>Menurut Hasibuan (2019:150), motiva</w:t>
-      </w:r>
-      <w:r>
-        <w:t>si dapat terbentuk dari dua sumber utama. Pertama, motivasi positif, yaitu manajer memotivasi bawahan dengan memberikan hadiah kepada mereka yang berprestasi baik. Kedua, motivasi negatif, yaitu manajer memotivasi bawahan dengan memberikan hukuman kepada m</w:t>
-      </w:r>
-      <w:r>
-        <w:t>ereka yang pekerjaannya kurang baik. Lebih lanjut, faktor-faktor yang mempengaruhi motivasi kerja pegawai adalah sebagai berikut:</w:t>
+        <w:t>Menurut Hasibuan (2019:150), motivasi dapat terbentuk dari dua sumber utama. Pertama, motivasi positif, yaitu manajer memotivasi bawahan dengan memberikan hadiah kepada mereka yang berprestasi baik. Kedua, motivasi negatif, yaitu manajer memotivasi bawahan dengan memberikan hukuman kepada mereka yang pekerjaannya kurang baik. Lebih lanjut, faktor-faktor yang mempengaruhi motivasi kerja pegawai adalah sebagai berikut:</w:t>
       </w:r>
     </w:p>
     <w:p>
@@ -2110,19 +1890,7 @@
         <w:rPr>
           <w:rFonts w:eastAsia="Times New Roman"/>
         </w:rPr>
-        <w:t xml:space="preserve"> Kebutuhan fisiologis merupakan kebutuhan yang paling dasar dan mendasar bagi setiap manusia, seperti keb</w:t>
-      </w:r>
-      <w:r>
-        <w:rPr>
-          <w:rFonts w:eastAsia="Times New Roman"/>
-        </w:rPr>
-        <w:t xml:space="preserve">utuhan akan makanan, minuman, pakaian, dan tempat tinggal. Dalam konteks kerja, kebutuhan fisiologis tercermin dari gaji dan fasilitas pokok yang diterima oleh pegawai. Apabila kebutuhan ini terpenuhi dengan baik, maka pegawai akan lebih termotivasi untuk </w:t>
-      </w:r>
-      <w:r>
-        <w:rPr>
-          <w:rFonts w:eastAsia="Times New Roman"/>
-        </w:rPr>
-        <w:t>bekerja.</w:t>
+        <w:t xml:space="preserve"> Kebutuhan fisiologis merupakan kebutuhan yang paling dasar dan mendasar bagi setiap manusia, seperti kebutuhan akan makanan, minuman, pakaian, dan tempat tinggal. Dalam konteks kerja, kebutuhan fisiologis tercermin dari gaji dan fasilitas pokok yang diterima oleh pegawai. Apabila kebutuhan ini terpenuhi dengan baik, maka pegawai akan lebih termotivasi untuk bekerja.</w:t>
       </w:r>
     </w:p>
     <w:p>
@@ -2150,13 +1918,7 @@
         <w:rPr>
           <w:rFonts w:eastAsia="Times New Roman"/>
         </w:rPr>
-        <w:t xml:space="preserve"> Setelah kebutuhan fisiologis terpenuhi, manusia akan berusaha memenuhi kebutuhan rasa aman, baik secara fisik maupun mental. Dalam konteks pekerjaan, kebutuhan ini tercermin dari jaminan keselamatan kerja, kepastian status kep</w:t>
-      </w:r>
-      <w:r>
-        <w:rPr>
-          <w:rFonts w:eastAsia="Times New Roman"/>
-        </w:rPr>
-        <w:t>egawaian, serta jaminan hari tua yang memadai bagi para pegawai.</w:t>
+        <w:t xml:space="preserve"> Setelah kebutuhan fisiologis terpenuhi, manusia akan berusaha memenuhi kebutuhan rasa aman, baik secara fisik maupun mental. Dalam konteks pekerjaan, kebutuhan ini tercermin dari jaminan keselamatan kerja, kepastian status kepegawaian, serta jaminan hari tua yang memadai bagi para pegawai.</w:t>
       </w:r>
     </w:p>
     <w:p>
@@ -2184,13 +1946,7 @@
         <w:rPr>
           <w:rFonts w:eastAsia="Times New Roman"/>
         </w:rPr>
-        <w:t xml:space="preserve"> Manusia merupakan makhluk sosial yang membutuhkan interaksi dan hubungan baik dengan sesama rekan kerja maupun atasan. Kebutuhan sosial dalam lingkungan kerja diwujudkan mel</w:t>
-      </w:r>
-      <w:r>
-        <w:rPr>
-          <w:rFonts w:eastAsia="Times New Roman"/>
-        </w:rPr>
-        <w:t>alui hubungan antar pegawai yang harmonis, kerja sama tim yang solid, serta suasana organisasi yang kondusif dan saling mendukung.</w:t>
+        <w:t xml:space="preserve"> Manusia merupakan makhluk sosial yang membutuhkan interaksi dan hubungan baik dengan sesama rekan kerja maupun atasan. Kebutuhan sosial dalam lingkungan kerja diwujudkan melalui hubungan antar pegawai yang harmonis, kerja sama tim yang solid, serta suasana organisasi yang kondusif dan saling mendukung.</w:t>
       </w:r>
     </w:p>
     <w:p>
@@ -2218,13 +1974,7 @@
         <w:rPr>
           <w:rFonts w:eastAsia="Times New Roman"/>
         </w:rPr>
-        <w:t xml:space="preserve"> Setiap pegawai memiliki keinginan untuk dihargai dan diakui atas kontribusi serta prestasinya dalam be</w:t>
-      </w:r>
-      <w:r>
-        <w:rPr>
-          <w:rFonts w:eastAsia="Times New Roman"/>
-        </w:rPr>
-        <w:t>kerja. Kebutuhan penghargaan dapat dipenuhi melalui pemberian pujian, penghargaan formal, atau promosi jabatan bagi pegawai yang menunjukkan kinerja terbaik. Pengakuan ini akan mendorong pegawai untuk terus meningkatkan kualitas pekerjaannya.</w:t>
+        <w:t xml:space="preserve"> Setiap pegawai memiliki keinginan untuk dihargai dan diakui atas kontribusi serta prestasinya dalam bekerja. Kebutuhan penghargaan dapat dipenuhi melalui pemberian pujian, penghargaan formal, atau promosi jabatan bagi pegawai yang menunjukkan kinerja terbaik. Pengakuan ini akan mendorong pegawai untuk terus meningkatkan kualitas pekerjaannya.</w:t>
       </w:r>
     </w:p>
     <w:p>
@@ -2246,27 +1996,13 @@
           <w:b/>
           <w:bCs/>
         </w:rPr>
-        <w:t>Kebutuhan Akt</w:t>
-      </w:r>
-      <w:r>
-        <w:rPr>
-          <w:rFonts w:eastAsia="Times New Roman"/>
-          <w:b/>
-          <w:bCs/>
-        </w:rPr>
-        <w:t>ualisasi Diri.</w:t>
-      </w:r>
-      <w:r>
-        <w:rPr>
-          <w:rFonts w:eastAsia="Times New Roman"/>
-        </w:rPr>
-        <w:t xml:space="preserve"> Kebutuhan aktualisasi diri merupakan puncak dari hierarki kebutuhan Maslow. Dalam lingkungan kerja, kebutuhan ini tercermin dari keinginan pegawai untuk terus berkembang, meningkatkan kompetensi, mengambil tanggung jawab yang lebih besar, da</w:t>
-      </w:r>
-      <w:r>
-        <w:rPr>
-          <w:rFonts w:eastAsia="Times New Roman"/>
-        </w:rPr>
-        <w:t>n memberikan kontribusi yang berarti bagi organisasi. Pemenuhan kebutuhan ini erat kaitannya dengan kesempatan pelatihan dan pengembangan karir yang diberikan oleh organisasi.</w:t>
+        <w:t>Kebutuhan Aktualisasi Diri.</w:t>
+      </w:r>
+      <w:r>
+        <w:rPr>
+          <w:rFonts w:eastAsia="Times New Roman"/>
+        </w:rPr>
+        <w:t xml:space="preserve"> Kebutuhan aktualisasi diri merupakan puncak dari hierarki kebutuhan Maslow. Dalam lingkungan kerja, kebutuhan ini tercermin dari keinginan pegawai untuk terus berkembang, meningkatkan kompetensi, mengambil tanggung jawab yang lebih besar, dan memberikan kontribusi yang berarti bagi organisasi. Pemenuhan kebutuhan ini erat kaitannya dengan kesempatan pelatihan dan pengembangan karir yang diberikan oleh organisasi.</w:t>
       </w:r>
     </w:p>
     <w:p>
@@ -2277,10 +2013,7 @@
         <w:divId w:val="2083212566"/>
       </w:pPr>
       <w:r>
-        <w:t xml:space="preserve">Selain faktor-faktor di atas, menurut Mangkunegara (2017:76), terdapat beberapa </w:t>
-      </w:r>
-      <w:r>
-        <w:t>faktor lain yang secara langsung mempengaruhi motivasi kerja pegawai, yaitu sebagai berikut:</w:t>
+        <w:t>Selain faktor-faktor di atas, menurut Mangkunegara (2017:76), terdapat beberapa faktor lain yang secara langsung mempengaruhi motivasi kerja pegawai, yaitu sebagai berikut:</w:t>
       </w:r>
     </w:p>
     <w:p>
@@ -2308,13 +2041,7 @@
         <w:rPr>
           <w:rFonts w:eastAsia="Times New Roman"/>
         </w:rPr>
-        <w:t xml:space="preserve"> Faktor internal adalah faktor yang berasal dari dalam diri pegawai itu sendiri, yang meliputi: (a) persepsi pegawai mengenai diri sendiri, (b) har</w:t>
-      </w:r>
-      <w:r>
-        <w:rPr>
-          <w:rFonts w:eastAsia="Times New Roman"/>
-        </w:rPr>
-        <w:t>ga diri dan prestasi, (c) harapan, (d) kebutuhan, (e) kepuasan kerja, dan (f) keinginan untuk maju dan berkembang. Semakin kuat faktor internal seseorang, maka motivasi untuk bekerja dengan baik akan semakin tinggi.</w:t>
+        <w:t xml:space="preserve"> Faktor internal adalah faktor yang berasal dari dalam diri pegawai itu sendiri, yang meliputi: (a) persepsi pegawai mengenai diri sendiri, (b) harga diri dan prestasi, (c) harapan, (d) kebutuhan, (e) kepuasan kerja, dan (f) keinginan untuk maju dan berkembang. Semakin kuat faktor internal seseorang, maka motivasi untuk bekerja dengan baik akan semakin tinggi.</w:t>
       </w:r>
     </w:p>
     <w:p>
@@ -2342,19 +2069,7 @@
         <w:rPr>
           <w:rFonts w:eastAsia="Times New Roman"/>
         </w:rPr>
-        <w:t xml:space="preserve"> Faktor eksternal adala</w:t>
-      </w:r>
-      <w:r>
-        <w:rPr>
-          <w:rFonts w:eastAsia="Times New Roman"/>
-        </w:rPr>
-        <w:t xml:space="preserve">h faktor yang berasal dari luar diri pegawai, yang meliputi: (a) jenis dan sifat pekerjaan, (b) kelompok kerja di mana pegawai bergabung, (c) situasi lingkungan kerja pada umumnya, dan (d) sistem imbalan dan kompensasi yang diterapkan oleh organisasi atau </w:t>
-      </w:r>
-      <w:r>
-        <w:rPr>
-          <w:rFonts w:eastAsia="Times New Roman"/>
-        </w:rPr>
-        <w:t>perusahaan. Faktor eksternal ini turut menentukan seberapa besar dorongan yang dirasakan oleh seorang pegawai untuk menyelesaikan pekerjaannya dengan baik.</w:t>
+        <w:t xml:space="preserve"> Faktor eksternal adalah faktor yang berasal dari luar diri pegawai, yang meliputi: (a) jenis dan sifat pekerjaan, (b) kelompok kerja di mana pegawai bergabung, (c) situasi lingkungan kerja pada umumnya, dan (d) sistem imbalan dan kompensasi yang diterapkan oleh organisasi atau perusahaan. Faktor eksternal ini turut menentukan seberapa besar dorongan yang dirasakan oleh seorang pegawai untuk menyelesaikan pekerjaannya dengan baik.</w:t>
       </w:r>
     </w:p>
     <w:p>
@@ -2402,7 +2117,13 @@
         <w:divId w:val="2083212566"/>
       </w:pPr>
       <w:r>
-        <w:t>Beberapa penelitian terdahulu dengan topik mengenai gaya kepemimpinan dan kompensasi terhadap kinerja dengan motivasi kerja sebagai variabel intervening, antara lain:</w:t>
+        <w:t xml:space="preserve">Beberapa penelitian terdahulu dengan topik mengenai gaya kepemimpinan dan kompensasi terhadap kinerja dengan motivasi kerja sebagai variabel </w:t>
+      </w:r>
+      <w:r>
+        <w:t>Mediasi</w:t>
+      </w:r>
+      <w:r>
+        <w:t>, antara lain:</w:t>
       </w:r>
     </w:p>
     <w:p>
@@ -2441,11 +2162,11 @@
       </w:tblPr>
       <w:tblGrid>
         <w:gridCol w:w="1087"/>
-        <w:gridCol w:w="1639"/>
+        <w:gridCol w:w="1986"/>
         <w:gridCol w:w="976"/>
         <w:gridCol w:w="1354"/>
-        <w:gridCol w:w="1120"/>
-        <w:gridCol w:w="1458"/>
+        <w:gridCol w:w="832"/>
+        <w:gridCol w:w="1399"/>
         <w:gridCol w:w="1376"/>
       </w:tblGrid>
       <w:tr>
@@ -2840,7 +2561,7 @@
                 <w:sz w:val="20"/>
                 <w:szCs w:val="20"/>
               </w:rPr>
-              <w:t>Intervening</w:t>
+              <w:t>Mediasi</w:t>
             </w:r>
           </w:p>
         </w:tc>
@@ -2971,7 +2692,23 @@
                 <w:sz w:val="20"/>
                 <w:szCs w:val="20"/>
               </w:rPr>
-              <w:t>Pengaruh Gaya Kepemimpinan dan Kompensasi Terhadap Kinerja Karyawan Melalui Motivasi Kerja Sebagai Variable Intervening Pada PT. Karunia Jaya Global</w:t>
+              <w:t xml:space="preserve">Pengaruh Gaya Kepemimpinan dan Kompensasi Terhadap Kinerja Karyawan Melalui Motivasi Kerja Sebagai Variable </w:t>
+            </w:r>
+            <w:r>
+              <w:rPr>
+                <w:rFonts w:eastAsia="Times New Roman"/>
+                <w:sz w:val="20"/>
+                <w:szCs w:val="20"/>
+              </w:rPr>
+              <w:t>Mediasi</w:t>
+            </w:r>
+            <w:r>
+              <w:rPr>
+                <w:rFonts w:eastAsia="Times New Roman"/>
+                <w:sz w:val="20"/>
+                <w:szCs w:val="20"/>
+              </w:rPr>
+              <w:t xml:space="preserve"> Pada PT. Karunia Jaya Global</w:t>
             </w:r>
           </w:p>
         </w:tc>
@@ -3115,15 +2852,7 @@
                 <w:sz w:val="20"/>
                 <w:szCs w:val="20"/>
               </w:rPr>
-              <w:t xml:space="preserve">Gaya kepemimpinan dan kompensasi </w:t>
-            </w:r>
-            <w:r>
-              <w:rPr>
-                <w:rFonts w:eastAsia="Times New Roman"/>
-                <w:sz w:val="20"/>
-                <w:szCs w:val="20"/>
-              </w:rPr>
-              <w:t>berpengaruh positif dan signifikan terhadap kinerja karyawan melalui motivasi kerja.</w:t>
+              <w:t>Gaya kepemimpinan dan kompensasi berpengaruh positif dan signifikan terhadap kinerja karyawan melalui motivasi kerja.</w:t>
             </w:r>
           </w:p>
         </w:tc>
@@ -3200,15 +2929,7 @@
                 <w:sz w:val="20"/>
                 <w:szCs w:val="20"/>
               </w:rPr>
-              <w:t>Ratna Andriya Ulf</w:t>
-            </w:r>
-            <w:r>
-              <w:rPr>
-                <w:rFonts w:eastAsia="Times New Roman"/>
-                <w:sz w:val="20"/>
-                <w:szCs w:val="20"/>
-              </w:rPr>
-              <w:t>ah, Didik Subiyanto, &amp; Ignatius Soni Kurniawan (2020)</w:t>
+              <w:t>Ratna Andriya Ulfah, Didik Subiyanto, &amp; Ignatius Soni Kurniawan (2020)</w:t>
             </w:r>
           </w:p>
         </w:tc>
@@ -3352,15 +3073,7 @@
                 <w:sz w:val="20"/>
                 <w:szCs w:val="20"/>
               </w:rPr>
-              <w:t>Motivasi Kerja (Z</w:t>
-            </w:r>
-            <w:r>
-              <w:rPr>
-                <w:rFonts w:eastAsia="Times New Roman"/>
-                <w:sz w:val="20"/>
-                <w:szCs w:val="20"/>
-              </w:rPr>
-              <w:t>)</w:t>
+              <w:t>Motivasi Kerja (Z)</w:t>
             </w:r>
           </w:p>
         </w:tc>
@@ -3509,7 +3222,23 @@
                 <w:sz w:val="20"/>
                 <w:szCs w:val="20"/>
               </w:rPr>
-              <w:t>Pengaruh Gaya Kepemimpinan, Kompensasi Terhadap Kinerja Dengan Motivasi Kerja Sebagai Variabel Intervening Pada PDAM Kabupaten Kediri</w:t>
+              <w:t xml:space="preserve">Pengaruh Gaya Kepemimpinan, Kompensasi Terhadap Kinerja Dengan Motivasi Kerja Sebagai Variabel </w:t>
+            </w:r>
+            <w:r>
+              <w:rPr>
+                <w:rFonts w:eastAsia="Times New Roman"/>
+                <w:sz w:val="20"/>
+                <w:szCs w:val="20"/>
+              </w:rPr>
+              <w:t>Mediasi</w:t>
+            </w:r>
+            <w:r>
+              <w:rPr>
+                <w:rFonts w:eastAsia="Times New Roman"/>
+                <w:sz w:val="20"/>
+                <w:szCs w:val="20"/>
+              </w:rPr>
+              <w:t xml:space="preserve"> Pada PDAM Kabupaten Kediri</w:t>
             </w:r>
           </w:p>
         </w:tc>
@@ -3653,15 +3382,7 @@
                 <w:sz w:val="20"/>
                 <w:szCs w:val="20"/>
               </w:rPr>
-              <w:t>Motivasi kerja ma</w:t>
-            </w:r>
-            <w:r>
-              <w:rPr>
-                <w:rFonts w:eastAsia="Times New Roman"/>
-                <w:sz w:val="20"/>
-                <w:szCs w:val="20"/>
-              </w:rPr>
-              <w:t>mpu memediasi pengaruh gaya kepemimpinan dan kompensasi terhadap kinerja pegawai secara signifikan.</w:t>
+              <w:t>Motivasi kerja mampu memediasi pengaruh gaya kepemimpinan dan kompensasi terhadap kinerja pegawai secara signifikan.</w:t>
             </w:r>
           </w:p>
         </w:tc>
@@ -3738,51 +3459,59 @@
                 <w:sz w:val="20"/>
                 <w:szCs w:val="20"/>
               </w:rPr>
-              <w:t>Bela Setya Nurc</w:t>
-            </w:r>
-            <w:r>
-              <w:rPr>
-                <w:rFonts w:eastAsia="Times New Roman"/>
-                <w:sz w:val="20"/>
-                <w:szCs w:val="20"/>
-              </w:rPr>
-              <w:t>ahaya &amp; M. Subkhan (2025)</w:t>
-            </w:r>
-          </w:p>
-        </w:tc>
-        <w:tc>
-          <w:tcPr>
-            <w:tcW w:w="0" w:type="auto"/>
-            <w:tcBorders>
-              <w:top w:val="single" w:sz="6" w:space="0" w:color="000000"/>
-              <w:left w:val="single" w:sz="6" w:space="0" w:color="000000"/>
-              <w:bottom w:val="single" w:sz="6" w:space="0" w:color="000000"/>
-              <w:right w:val="single" w:sz="6" w:space="0" w:color="000000"/>
-            </w:tcBorders>
-            <w:tcMar>
-              <w:top w:w="60" w:type="dxa"/>
-              <w:left w:w="60" w:type="dxa"/>
-              <w:bottom w:w="60" w:type="dxa"/>
-              <w:right w:w="60" w:type="dxa"/>
-            </w:tcMar>
-            <w:hideMark/>
-          </w:tcPr>
-          <w:p>
-            <w:pPr>
-              <w:spacing w:before="150" w:after="150"/>
-              <w:rPr>
-                <w:rFonts w:eastAsia="Times New Roman"/>
-                <w:sz w:val="20"/>
-                <w:szCs w:val="20"/>
-              </w:rPr>
-            </w:pPr>
-            <w:r>
-              <w:rPr>
-                <w:rFonts w:eastAsia="Times New Roman"/>
-                <w:sz w:val="20"/>
-                <w:szCs w:val="20"/>
-              </w:rPr>
-              <w:t>Pengaruh Gaya Kepemimpinan dan Kompensasi terhadap Kinerja Karyawan melalui Motivasi Kerja sebagai Variabel Intervening pada Pamella Tiga Yogyakarta</w:t>
+              <w:t>Bela Setya Nurcahaya &amp; M. Subkhan (2025)</w:t>
+            </w:r>
+          </w:p>
+        </w:tc>
+        <w:tc>
+          <w:tcPr>
+            <w:tcW w:w="0" w:type="auto"/>
+            <w:tcBorders>
+              <w:top w:val="single" w:sz="6" w:space="0" w:color="000000"/>
+              <w:left w:val="single" w:sz="6" w:space="0" w:color="000000"/>
+              <w:bottom w:val="single" w:sz="6" w:space="0" w:color="000000"/>
+              <w:right w:val="single" w:sz="6" w:space="0" w:color="000000"/>
+            </w:tcBorders>
+            <w:tcMar>
+              <w:top w:w="60" w:type="dxa"/>
+              <w:left w:w="60" w:type="dxa"/>
+              <w:bottom w:w="60" w:type="dxa"/>
+              <w:right w:w="60" w:type="dxa"/>
+            </w:tcMar>
+            <w:hideMark/>
+          </w:tcPr>
+          <w:p>
+            <w:pPr>
+              <w:spacing w:before="150" w:after="150"/>
+              <w:rPr>
+                <w:rFonts w:eastAsia="Times New Roman"/>
+                <w:sz w:val="20"/>
+                <w:szCs w:val="20"/>
+              </w:rPr>
+            </w:pPr>
+            <w:r>
+              <w:rPr>
+                <w:rFonts w:eastAsia="Times New Roman"/>
+                <w:sz w:val="20"/>
+                <w:szCs w:val="20"/>
+              </w:rPr>
+              <w:t xml:space="preserve">Pengaruh Gaya Kepemimpinan dan Kompensasi terhadap Kinerja Karyawan melalui Motivasi Kerja sebagai Variabel </w:t>
+            </w:r>
+            <w:r>
+              <w:rPr>
+                <w:rFonts w:eastAsia="Times New Roman"/>
+                <w:sz w:val="20"/>
+                <w:szCs w:val="20"/>
+              </w:rPr>
+              <w:t>Mediasi</w:t>
+            </w:r>
+            <w:r>
+              <w:rPr>
+                <w:rFonts w:eastAsia="Times New Roman"/>
+                <w:sz w:val="20"/>
+                <w:szCs w:val="20"/>
+              </w:rPr>
+              <w:t xml:space="preserve"> pada Pamella Tiga Yogyakarta</w:t>
             </w:r>
           </w:p>
         </w:tc>
@@ -3926,59 +3655,43 @@
                 <w:sz w:val="20"/>
                 <w:szCs w:val="20"/>
               </w:rPr>
-              <w:t>Kompensasi berpengaruh positif da</w:t>
-            </w:r>
-            <w:r>
-              <w:rPr>
-                <w:rFonts w:eastAsia="Times New Roman"/>
-                <w:sz w:val="20"/>
-                <w:szCs w:val="20"/>
-              </w:rPr>
-              <w:t>n signifikan terhadap kinerja. Namun, gaya kepemimpinan tidak berpengaruh langsung terhadap kinerja tanpa dimediasi motivasi kerja.</w:t>
-            </w:r>
-          </w:p>
-        </w:tc>
-        <w:tc>
-          <w:tcPr>
-            <w:tcW w:w="0" w:type="auto"/>
-            <w:tcBorders>
-              <w:top w:val="single" w:sz="6" w:space="0" w:color="000000"/>
-              <w:left w:val="single" w:sz="6" w:space="0" w:color="000000"/>
-              <w:bottom w:val="single" w:sz="6" w:space="0" w:color="000000"/>
-              <w:right w:val="single" w:sz="6" w:space="0" w:color="000000"/>
-            </w:tcBorders>
-            <w:tcMar>
-              <w:top w:w="60" w:type="dxa"/>
-              <w:left w:w="60" w:type="dxa"/>
-              <w:bottom w:w="60" w:type="dxa"/>
-              <w:right w:w="60" w:type="dxa"/>
-            </w:tcMar>
-            <w:hideMark/>
-          </w:tcPr>
-          <w:p>
-            <w:pPr>
-              <w:spacing w:before="150" w:after="150"/>
-              <w:rPr>
-                <w:rFonts w:eastAsia="Times New Roman"/>
-                <w:sz w:val="20"/>
-                <w:szCs w:val="20"/>
-              </w:rPr>
-            </w:pPr>
-            <w:r>
-              <w:rPr>
-                <w:rFonts w:eastAsia="Times New Roman"/>
-                <w:sz w:val="20"/>
-                <w:szCs w:val="20"/>
-              </w:rPr>
-              <w:t>Perbedaan terletak pada obyek penelitian yaitu perusahaan ritel, sedangkan penelitian yang akan dilakukan pada perangkat des</w:t>
-            </w:r>
-            <w:r>
-              <w:rPr>
-                <w:rFonts w:eastAsia="Times New Roman"/>
-                <w:sz w:val="20"/>
-                <w:szCs w:val="20"/>
-              </w:rPr>
-              <w:t>a.</w:t>
+              <w:t>Kompensasi berpengaruh positif dan signifikan terhadap kinerja. Namun, gaya kepemimpinan tidak berpengaruh langsung terhadap kinerja tanpa dimediasi motivasi kerja.</w:t>
+            </w:r>
+          </w:p>
+        </w:tc>
+        <w:tc>
+          <w:tcPr>
+            <w:tcW w:w="0" w:type="auto"/>
+            <w:tcBorders>
+              <w:top w:val="single" w:sz="6" w:space="0" w:color="000000"/>
+              <w:left w:val="single" w:sz="6" w:space="0" w:color="000000"/>
+              <w:bottom w:val="single" w:sz="6" w:space="0" w:color="000000"/>
+              <w:right w:val="single" w:sz="6" w:space="0" w:color="000000"/>
+            </w:tcBorders>
+            <w:tcMar>
+              <w:top w:w="60" w:type="dxa"/>
+              <w:left w:w="60" w:type="dxa"/>
+              <w:bottom w:w="60" w:type="dxa"/>
+              <w:right w:w="60" w:type="dxa"/>
+            </w:tcMar>
+            <w:hideMark/>
+          </w:tcPr>
+          <w:p>
+            <w:pPr>
+              <w:spacing w:before="150" w:after="150"/>
+              <w:rPr>
+                <w:rFonts w:eastAsia="Times New Roman"/>
+                <w:sz w:val="20"/>
+                <w:szCs w:val="20"/>
+              </w:rPr>
+            </w:pPr>
+            <w:r>
+              <w:rPr>
+                <w:rFonts w:eastAsia="Times New Roman"/>
+                <w:sz w:val="20"/>
+                <w:szCs w:val="20"/>
+              </w:rPr>
+              <w:t>Perbedaan terletak pada obyek penelitian yaitu perusahaan ritel, sedangkan penelitian yang akan dilakukan pada perangkat desa.</w:t>
             </w:r>
           </w:p>
         </w:tc>
@@ -4055,7 +3768,23 @@
                 <w:sz w:val="20"/>
                 <w:szCs w:val="20"/>
               </w:rPr>
-              <w:t>Pengaruh Gaya Kepemimpinan, Lingkungan Kerja, dan Kompensasi terhadap Kinerja Karyawan dengan Motivasi Sebagai Variabel Intervening pada UD. Restu Bumi</w:t>
+              <w:t xml:space="preserve">Pengaruh Gaya Kepemimpinan, Lingkungan Kerja, dan Kompensasi terhadap Kinerja Karyawan dengan Motivasi Sebagai Variabel </w:t>
+            </w:r>
+            <w:r>
+              <w:rPr>
+                <w:rFonts w:eastAsia="Times New Roman"/>
+                <w:sz w:val="20"/>
+                <w:szCs w:val="20"/>
+              </w:rPr>
+              <w:t>Mediasi</w:t>
+            </w:r>
+            <w:r>
+              <w:rPr>
+                <w:rFonts w:eastAsia="Times New Roman"/>
+                <w:sz w:val="20"/>
+                <w:szCs w:val="20"/>
+              </w:rPr>
+              <w:t xml:space="preserve"> pada UD. Restu Bumi</w:t>
             </w:r>
           </w:p>
         </w:tc>
@@ -4127,15 +3856,7 @@
                 <w:sz w:val="20"/>
                 <w:szCs w:val="20"/>
               </w:rPr>
-              <w:t>Gaya Kepemimpinan (X1), Lingkung</w:t>
-            </w:r>
-            <w:r>
-              <w:rPr>
-                <w:rFonts w:eastAsia="Times New Roman"/>
-                <w:sz w:val="20"/>
-                <w:szCs w:val="20"/>
-              </w:rPr>
-              <w:t>an Kerja (X2), dan Kompensasi (X3)</w:t>
+              <w:t>Gaya Kepemimpinan (X1), Lingkungan Kerja (X2), dan Kompensasi (X3)</w:t>
             </w:r>
           </w:p>
         </w:tc>
@@ -4207,51 +3928,59 @@
                 <w:sz w:val="20"/>
                 <w:szCs w:val="20"/>
               </w:rPr>
-              <w:t>Gaya kepemimpinan, lingkungan kerja, dan kompensasi berpengaruh positif dan signifikan terhadap kinerja karyawan, baik secara langsung maupun melalui motivasi sebagai variabel intervening.</w:t>
-            </w:r>
-          </w:p>
-        </w:tc>
-        <w:tc>
-          <w:tcPr>
-            <w:tcW w:w="0" w:type="auto"/>
-            <w:tcBorders>
-              <w:top w:val="single" w:sz="6" w:space="0" w:color="000000"/>
-              <w:left w:val="single" w:sz="6" w:space="0" w:color="000000"/>
-              <w:bottom w:val="single" w:sz="6" w:space="0" w:color="000000"/>
-              <w:right w:val="single" w:sz="6" w:space="0" w:color="000000"/>
-            </w:tcBorders>
-            <w:tcMar>
-              <w:top w:w="60" w:type="dxa"/>
-              <w:left w:w="60" w:type="dxa"/>
-              <w:bottom w:w="60" w:type="dxa"/>
-              <w:right w:w="60" w:type="dxa"/>
-            </w:tcMar>
-            <w:hideMark/>
-          </w:tcPr>
-          <w:p>
-            <w:pPr>
-              <w:spacing w:before="150" w:after="150"/>
-              <w:rPr>
-                <w:rFonts w:eastAsia="Times New Roman"/>
-                <w:sz w:val="20"/>
-                <w:szCs w:val="20"/>
-              </w:rPr>
-            </w:pPr>
-            <w:r>
-              <w:rPr>
-                <w:rFonts w:eastAsia="Times New Roman"/>
-                <w:sz w:val="20"/>
-                <w:szCs w:val="20"/>
-              </w:rPr>
-              <w:t xml:space="preserve">Perbedaan terletak </w:t>
-            </w:r>
-            <w:r>
-              <w:rPr>
-                <w:rFonts w:eastAsia="Times New Roman"/>
-                <w:sz w:val="20"/>
-                <w:szCs w:val="20"/>
-              </w:rPr>
-              <w:t>pada variabel bebas tambahan (lingkungan kerja) dan obyek penelitian.</w:t>
+              <w:t xml:space="preserve">Gaya kepemimpinan, lingkungan kerja, dan kompensasi berpengaruh positif dan signifikan terhadap kinerja karyawan, baik secara langsung maupun melalui motivasi sebagai variabel </w:t>
+            </w:r>
+            <w:r>
+              <w:rPr>
+                <w:rFonts w:eastAsia="Times New Roman"/>
+                <w:sz w:val="20"/>
+                <w:szCs w:val="20"/>
+              </w:rPr>
+              <w:t>Mediasi</w:t>
+            </w:r>
+            <w:r>
+              <w:rPr>
+                <w:rFonts w:eastAsia="Times New Roman"/>
+                <w:sz w:val="20"/>
+                <w:szCs w:val="20"/>
+              </w:rPr>
+              <w:t>.</w:t>
+            </w:r>
+          </w:p>
+        </w:tc>
+        <w:tc>
+          <w:tcPr>
+            <w:tcW w:w="0" w:type="auto"/>
+            <w:tcBorders>
+              <w:top w:val="single" w:sz="6" w:space="0" w:color="000000"/>
+              <w:left w:val="single" w:sz="6" w:space="0" w:color="000000"/>
+              <w:bottom w:val="single" w:sz="6" w:space="0" w:color="000000"/>
+              <w:right w:val="single" w:sz="6" w:space="0" w:color="000000"/>
+            </w:tcBorders>
+            <w:tcMar>
+              <w:top w:w="60" w:type="dxa"/>
+              <w:left w:w="60" w:type="dxa"/>
+              <w:bottom w:w="60" w:type="dxa"/>
+              <w:right w:w="60" w:type="dxa"/>
+            </w:tcMar>
+            <w:hideMark/>
+          </w:tcPr>
+          <w:p>
+            <w:pPr>
+              <w:spacing w:before="150" w:after="150"/>
+              <w:rPr>
+                <w:rFonts w:eastAsia="Times New Roman"/>
+                <w:sz w:val="20"/>
+                <w:szCs w:val="20"/>
+              </w:rPr>
+            </w:pPr>
+            <w:r>
+              <w:rPr>
+                <w:rFonts w:eastAsia="Times New Roman"/>
+                <w:sz w:val="20"/>
+                <w:szCs w:val="20"/>
+              </w:rPr>
+              <w:t>Perbedaan terletak pada variabel bebas tambahan (lingkungan kerja) dan obyek penelitian.</w:t>
             </w:r>
           </w:p>
         </w:tc>
@@ -4328,7 +4057,23 @@
                 <w:sz w:val="20"/>
                 <w:szCs w:val="20"/>
               </w:rPr>
-              <w:t>Pengaruh Kompensasi Terhadap Kinerja Pegawai Dengan Motivasi Kerja Sebagai Variabel Intervening pada Dinas Koperasi Nganjuk</w:t>
+              <w:t xml:space="preserve">Pengaruh Kompensasi Terhadap Kinerja Pegawai Dengan Motivasi Kerja Sebagai Variabel </w:t>
+            </w:r>
+            <w:r>
+              <w:rPr>
+                <w:rFonts w:eastAsia="Times New Roman"/>
+                <w:sz w:val="20"/>
+                <w:szCs w:val="20"/>
+              </w:rPr>
+              <w:t>Mediasi</w:t>
+            </w:r>
+            <w:r>
+              <w:rPr>
+                <w:rFonts w:eastAsia="Times New Roman"/>
+                <w:sz w:val="20"/>
+                <w:szCs w:val="20"/>
+              </w:rPr>
+              <w:t xml:space="preserve"> pada Dinas Koperasi Nganjuk</w:t>
             </w:r>
           </w:p>
         </w:tc>
@@ -4472,51 +4217,59 @@
                 <w:sz w:val="20"/>
                 <w:szCs w:val="20"/>
               </w:rPr>
-              <w:t>Kompensasi berpengaruh positif dan signifikan terhadap kinerja pegawai baik secara langsung maupun melalui motivasi kerja sebagai variabel intervening.</w:t>
-            </w:r>
-          </w:p>
-        </w:tc>
-        <w:tc>
-          <w:tcPr>
-            <w:tcW w:w="0" w:type="auto"/>
-            <w:tcBorders>
-              <w:top w:val="single" w:sz="6" w:space="0" w:color="000000"/>
-              <w:left w:val="single" w:sz="6" w:space="0" w:color="000000"/>
-              <w:bottom w:val="single" w:sz="6" w:space="0" w:color="000000"/>
-              <w:right w:val="single" w:sz="6" w:space="0" w:color="000000"/>
-            </w:tcBorders>
-            <w:tcMar>
-              <w:top w:w="60" w:type="dxa"/>
-              <w:left w:w="60" w:type="dxa"/>
-              <w:bottom w:w="60" w:type="dxa"/>
-              <w:right w:w="60" w:type="dxa"/>
-            </w:tcMar>
-            <w:hideMark/>
-          </w:tcPr>
-          <w:p>
-            <w:pPr>
-              <w:spacing w:before="150" w:after="150"/>
-              <w:rPr>
-                <w:rFonts w:eastAsia="Times New Roman"/>
-                <w:sz w:val="20"/>
-                <w:szCs w:val="20"/>
-              </w:rPr>
-            </w:pPr>
-            <w:r>
-              <w:rPr>
-                <w:rFonts w:eastAsia="Times New Roman"/>
-                <w:sz w:val="20"/>
-                <w:szCs w:val="20"/>
-              </w:rPr>
-              <w:t>Perbedaan terletak pada variabel bebas yang hanya menggunakan kompensasi tanpa gaya k</w:t>
-            </w:r>
-            <w:r>
-              <w:rPr>
-                <w:rFonts w:eastAsia="Times New Roman"/>
-                <w:sz w:val="20"/>
-                <w:szCs w:val="20"/>
-              </w:rPr>
-              <w:t>epemimpinan, dan obyek penelitian pada instansi pemerintah.</w:t>
+              <w:t xml:space="preserve">Kompensasi berpengaruh positif dan signifikan terhadap kinerja pegawai baik secara langsung maupun melalui motivasi kerja sebagai variabel </w:t>
+            </w:r>
+            <w:r>
+              <w:rPr>
+                <w:rFonts w:eastAsia="Times New Roman"/>
+                <w:sz w:val="20"/>
+                <w:szCs w:val="20"/>
+              </w:rPr>
+              <w:t>Mediasi</w:t>
+            </w:r>
+            <w:r>
+              <w:rPr>
+                <w:rFonts w:eastAsia="Times New Roman"/>
+                <w:sz w:val="20"/>
+                <w:szCs w:val="20"/>
+              </w:rPr>
+              <w:t>.</w:t>
+            </w:r>
+          </w:p>
+        </w:tc>
+        <w:tc>
+          <w:tcPr>
+            <w:tcW w:w="0" w:type="auto"/>
+            <w:tcBorders>
+              <w:top w:val="single" w:sz="6" w:space="0" w:color="000000"/>
+              <w:left w:val="single" w:sz="6" w:space="0" w:color="000000"/>
+              <w:bottom w:val="single" w:sz="6" w:space="0" w:color="000000"/>
+              <w:right w:val="single" w:sz="6" w:space="0" w:color="000000"/>
+            </w:tcBorders>
+            <w:tcMar>
+              <w:top w:w="60" w:type="dxa"/>
+              <w:left w:w="60" w:type="dxa"/>
+              <w:bottom w:w="60" w:type="dxa"/>
+              <w:right w:w="60" w:type="dxa"/>
+            </w:tcMar>
+            <w:hideMark/>
+          </w:tcPr>
+          <w:p>
+            <w:pPr>
+              <w:spacing w:before="150" w:after="150"/>
+              <w:rPr>
+                <w:rFonts w:eastAsia="Times New Roman"/>
+                <w:sz w:val="20"/>
+                <w:szCs w:val="20"/>
+              </w:rPr>
+            </w:pPr>
+            <w:r>
+              <w:rPr>
+                <w:rFonts w:eastAsia="Times New Roman"/>
+                <w:sz w:val="20"/>
+                <w:szCs w:val="20"/>
+              </w:rPr>
+              <w:t>Perbedaan terletak pada variabel bebas yang hanya menggunakan kompensasi tanpa gaya kepemimpinan, dan obyek penelitian pada instansi pemerintah.</w:t>
             </w:r>
           </w:p>
         </w:tc>
@@ -4773,15 +4526,7 @@
                 <w:sz w:val="20"/>
                 <w:szCs w:val="20"/>
               </w:rPr>
-              <w:t>Perbedaan terle</w:t>
-            </w:r>
-            <w:r>
-              <w:rPr>
-                <w:rFonts w:eastAsia="Times New Roman"/>
-                <w:sz w:val="20"/>
-                <w:szCs w:val="20"/>
-              </w:rPr>
-              <w:t>tak pada variabel X1 yang menggunakan kompetensi, bukan kompensasi. Konteks penelitian sama-sama pada perangkat desa.</w:t>
+              <w:t>Perbedaan terletak pada variabel X1 yang menggunakan kompetensi, bukan kompensasi. Konteks penelitian sama-sama pada perangkat desa.</w:t>
             </w:r>
           </w:p>
         </w:tc>
@@ -4858,15 +4603,15 @@
                 <w:sz w:val="20"/>
                 <w:szCs w:val="20"/>
               </w:rPr>
-              <w:t>Pengaruh Gaya Kepemimpinan Dan Lingkungan Kerja Terhadap Kinerja Perangkat Desa Dengan Motivasi Kerja Sebagai</w:t>
-            </w:r>
-            <w:r>
-              <w:rPr>
-                <w:rFonts w:eastAsia="Times New Roman"/>
-                <w:sz w:val="20"/>
-                <w:szCs w:val="20"/>
-              </w:rPr>
-              <w:t xml:space="preserve"> Variabel Intervening</w:t>
+              <w:t xml:space="preserve">Pengaruh Gaya Kepemimpinan Dan Lingkungan Kerja Terhadap Kinerja Perangkat Desa Dengan Motivasi Kerja Sebagai Variabel </w:t>
+            </w:r>
+            <w:r>
+              <w:rPr>
+                <w:rFonts w:eastAsia="Times New Roman"/>
+                <w:sz w:val="20"/>
+                <w:szCs w:val="20"/>
+              </w:rPr>
+              <w:t>Mediasi</w:t>
             </w:r>
           </w:p>
         </w:tc>
@@ -5010,15 +4755,23 @@
                 <w:sz w:val="20"/>
                 <w:szCs w:val="20"/>
               </w:rPr>
-              <w:t>Gaya kepemimpinan dan lingkungan kerja berpengaruh positif dan signifikan terhadap kinerja perangkat desa melalui motivasi kerja sebagai va</w:t>
-            </w:r>
-            <w:r>
-              <w:rPr>
-                <w:rFonts w:eastAsia="Times New Roman"/>
-                <w:sz w:val="20"/>
-                <w:szCs w:val="20"/>
-              </w:rPr>
-              <w:t>riabel intervening.</w:t>
+              <w:t xml:space="preserve">Gaya kepemimpinan dan lingkungan kerja berpengaruh positif dan signifikan terhadap kinerja perangkat desa melalui motivasi kerja sebagai variabel </w:t>
+            </w:r>
+            <w:r>
+              <w:rPr>
+                <w:rFonts w:eastAsia="Times New Roman"/>
+                <w:sz w:val="20"/>
+                <w:szCs w:val="20"/>
+              </w:rPr>
+              <w:t>Mediasi</w:t>
+            </w:r>
+            <w:r>
+              <w:rPr>
+                <w:rFonts w:eastAsia="Times New Roman"/>
+                <w:sz w:val="20"/>
+                <w:szCs w:val="20"/>
+              </w:rPr>
+              <w:t>.</w:t>
             </w:r>
           </w:p>
         </w:tc>
@@ -5131,15 +4884,7 @@
                 <w:sz w:val="20"/>
                 <w:szCs w:val="20"/>
               </w:rPr>
-              <w:t>The Effect of Compensation and Work Discip</w:t>
-            </w:r>
-            <w:r>
-              <w:rPr>
-                <w:rFonts w:eastAsia="Times New Roman"/>
-                <w:sz w:val="20"/>
-                <w:szCs w:val="20"/>
-              </w:rPr>
-              <w:t>line on Employee Performance Through Work Motivation (DPRD DKI Jakarta)</w:t>
+              <w:t>The Effect of Compensation and Work Discipline on Employee Performance Through Work Motivation (DPRD DKI Jakarta)</w:t>
             </w:r>
           </w:p>
         </w:tc>
@@ -5283,15 +5028,7 @@
                 <w:sz w:val="20"/>
                 <w:szCs w:val="20"/>
               </w:rPr>
-              <w:t>Disiplin kerja berpengaruh positif terhadap kinerja, namun kompensasi tidak berpengaruh signifikan secara langsun</w:t>
-            </w:r>
-            <w:r>
-              <w:rPr>
-                <w:rFonts w:eastAsia="Times New Roman"/>
-                <w:sz w:val="20"/>
-                <w:szCs w:val="20"/>
-              </w:rPr>
-              <w:t>g terhadap kinerja pegawai DPRD DKI Jakarta.</w:t>
+              <w:t>Disiplin kerja berpengaruh positif terhadap kinerja, namun kompensasi tidak berpengaruh signifikan secara langsung terhadap kinerja pegawai DPRD DKI Jakarta.</w:t>
             </w:r>
           </w:p>
         </w:tc>
@@ -5404,15 +5141,15 @@
                 <w:sz w:val="20"/>
                 <w:szCs w:val="20"/>
               </w:rPr>
-              <w:t>Analisis Pengaruh Budaya Organisasi, Gaya Kepemimpinan terhada</w:t>
-            </w:r>
-            <w:r>
-              <w:rPr>
-                <w:rFonts w:eastAsia="Times New Roman"/>
-                <w:sz w:val="20"/>
-                <w:szCs w:val="20"/>
-              </w:rPr>
-              <w:t>p Kinerja Karyawan UMKM dengan Motivasi Kerja sebagai Variabel Intervening</w:t>
+              <w:t xml:space="preserve">Analisis Pengaruh Budaya Organisasi, Gaya Kepemimpinan terhadap Kinerja Karyawan UMKM dengan Motivasi Kerja sebagai Variabel </w:t>
+            </w:r>
+            <w:r>
+              <w:rPr>
+                <w:rFonts w:eastAsia="Times New Roman"/>
+                <w:sz w:val="20"/>
+                <w:szCs w:val="20"/>
+              </w:rPr>
+              <w:t>Mediasi</w:t>
             </w:r>
           </w:p>
         </w:tc>
@@ -5592,15 +5329,7 @@
                 <w:sz w:val="20"/>
                 <w:szCs w:val="20"/>
               </w:rPr>
-              <w:t>Perbedaan terletak pada variabel X1 (budaya organisasi, bukan kompensasi) dan</w:t>
-            </w:r>
-            <w:r>
-              <w:rPr>
-                <w:rFonts w:eastAsia="Times New Roman"/>
-                <w:sz w:val="20"/>
-                <w:szCs w:val="20"/>
-              </w:rPr>
-              <w:t xml:space="preserve"> obyek penelitian pada UMKM.</w:t>
+              <w:t>Perbedaan terletak pada variabel X1 (budaya organisasi, bukan kompensasi) dan obyek penelitian pada UMKM.</w:t>
             </w:r>
           </w:p>
         </w:tc>
@@ -5650,10 +5379,7 @@
         <w:divId w:val="2083212566"/>
       </w:pPr>
       <w:r>
-        <w:t xml:space="preserve">Berdasarkan landasan teori dan tinjauan pustaka di atas, maka disusunlah suatu kerangka pemikiran yang menggambarkan hubungan antar variabel. Penelitian ini bertujuan untuk mengetahui seberapa besar </w:t>
-      </w:r>
-      <w:r>
-        <w:t>pengaruh Gaya Kepemimpinan (X1) dan Kompensasi (X2) terhadap Kinerja Perangkat Desa (Y), baik secara langsung maupun secara tidak langsung melalui Motivasi Kerja (Z) sebagai variabel mediasi.</w:t>
+        <w:t>Berdasarkan landasan teori dan tinjauan pustaka di atas, maka disusunlah suatu kerangka pemikiran yang menggambarkan hubungan antar variabel. Penelitian ini bertujuan untuk mengetahui seberapa besar pengaruh Gaya Kepemimpinan (X1) dan Kompensasi (X2) terhadap Kinerja Perangkat Desa (Y), baik secara langsung maupun secara tidak langsung melalui Motivasi Kerja (Z) sebagai variabel mediasi.</w:t>
       </w:r>
     </w:p>
     <w:p>
@@ -5664,13 +5390,7 @@
         <w:divId w:val="2083212566"/>
       </w:pPr>
       <w:r>
-        <w:t>Dalam kerangka pemikiran ini, diasumsikan bahwa gaya kepemimpina</w:t>
-      </w:r>
-      <w:r>
-        <w:t>n yang efektif dan pemberian kompensasi yang adil serta layak akan dapat meningkatkan motivasi kerja para perangkat desa. Selanjutnya, motivasi kerja yang tinggi tersebut akan berdampak positif pada peningkatan kinerja perangkat desa dalam melaksanakan tug</w:t>
-      </w:r>
-      <w:r>
-        <w:t>as dan memberikan pelayanan kepada masyarakat di Kantor Desa Pisangan Jaya. Kerangka berpikir dalam penelitian ini secara visual disajikan sebagai berikut:</w:t>
+        <w:t>Dalam kerangka pemikiran ini, diasumsikan bahwa gaya kepemimpinan yang efektif dan pemberian kompensasi yang adil serta layak akan dapat meningkatkan motivasi kerja para perangkat desa. Selanjutnya, motivasi kerja yang tinggi tersebut akan berdampak positif pada peningkatan kinerja perangkat desa dalam melaksanakan tugas dan memberikan pelayanan kepada masyarakat di Kantor Desa Pisangan Jaya. Kerangka berpikir dalam penelitian ini secara visual disajikan sebagai berikut:</w:t>
       </w:r>
     </w:p>
     <w:p>
@@ -5746,13 +5466,7 @@
           <w:rFonts w:eastAsia="Times New Roman"/>
         </w:rPr>
         <w:br/>
-        <w:t>Sumber: Data diolah dari berba</w:t>
-      </w:r>
-      <w:r>
-        <w:rPr>
-          <w:rFonts w:eastAsia="Times New Roman"/>
-        </w:rPr>
-        <w:t xml:space="preserve">gai sumber, 2024 </w:t>
+        <w:t xml:space="preserve">Sumber: Data diolah dari berbagai sumber, 2024 </w:t>
       </w:r>
     </w:p>
     <w:p>
@@ -5812,10 +5526,7 @@
         <w:divId w:val="2083212566"/>
       </w:pPr>
       <w:r>
-        <w:t>H.1. Diduga terdapat pengaruh Gaya Kepemimpinan terhadap Kinerja Perangk</w:t>
-      </w:r>
-      <w:r>
-        <w:t>at Desa di Kantor Desa Pisangan Jaya, Kabupaten Tangerang.</w:t>
+        <w:t>H.1. Diduga terdapat pengaruh Gaya Kepemimpinan terhadap Kinerja Perangkat Desa di Kantor Desa Pisangan Jaya, Kabupaten Tangerang.</w:t>
       </w:r>
     </w:p>
     <w:p>
@@ -5839,10 +5550,7 @@
         <w:divId w:val="2083212566"/>
       </w:pPr>
       <w:r>
-        <w:t>H.3. Diduga terdapat pengaruh Gaya Kepemimpinan terhadap Motivasi Kerja d</w:t>
-      </w:r>
-      <w:r>
-        <w:t>i Kantor Desa Pisangan Jaya, Kabupaten Tangerang.</w:t>
+        <w:t>H.3. Diduga terdapat pengaruh Gaya Kepemimpinan terhadap Motivasi Kerja di Kantor Desa Pisangan Jaya, Kabupaten Tangerang.</w:t>
       </w:r>
     </w:p>
     <w:p>
@@ -5866,10 +5574,7 @@
         <w:divId w:val="2083212566"/>
       </w:pPr>
       <w:r>
-        <w:t>H.5. Diduga terdapat pengaruh Motivasi Kerja terhadap Kinerja Perangkat Desa di Kantor Des</w:t>
-      </w:r>
-      <w:r>
-        <w:t>a Pisangan Jaya, Kabupaten Tangerang.</w:t>
+        <w:t>H.5. Diduga terdapat pengaruh Motivasi Kerja terhadap Kinerja Perangkat Desa di Kantor Desa Pisangan Jaya, Kabupaten Tangerang.</w:t>
       </w:r>
     </w:p>
     <w:p>
@@ -5893,10 +5598,7 @@
         <w:divId w:val="2083212566"/>
       </w:pPr>
       <w:r>
-        <w:t>H.7. Diduga Motivasi Kerja dapat memediasi pengaruh Kompensasi te</w:t>
-      </w:r>
-      <w:r>
-        <w:t>rhadap Kinerja Perangkat Desa di Kantor Desa Pisangan Jaya, Kabupaten Tangerang.</w:t>
+        <w:t>H.7. Diduga Motivasi Kerja dapat memediasi pengaruh Kompensasi terhadap Kinerja Perangkat Desa di Kantor Desa Pisangan Jaya, Kabupaten Tangerang.</w:t>
       </w:r>
     </w:p>
     <w:sectPr>
@@ -6977,8 +6679,8 @@
       <w:bCs/>
     </w:rPr>
   </w:style>
-  <w:style w:type="paragraph" w:customStyle="1" w:styleId="caption">
-    <w:name w:val="caption"/>
+  <w:style w:type="paragraph" w:customStyle="1" w:styleId="Caption1">
+    <w:name w:val="Caption1"/>
     <w:basedOn w:val="Normal"/>
     <w:pPr>
       <w:spacing w:before="100" w:beforeAutospacing="1" w:after="60"/>
